--- a/Knowledge/3-Work knowledge/1-Software Engineering/1-Software Engineering Fundamentals/5-My Source/4-Networks Devices/10-Gateway.docx
+++ b/Knowledge/3-Work knowledge/1-Software Engineering/1-Software Engineering Fundamentals/5-My Source/4-Networks Devices/10-Gateway.docx
@@ -4,80 +4,39 @@
   <w:body>
     <w:p>
       <w:pPr>
-        <w:keepNext/>
-        <w:keepLines/>
-        <w:spacing w:before="360" w:after="80" w:line="276" w:lineRule="auto"/>
-        <w:outlineLvl w:val="0"/>
-        <w:rPr>
-          <w:rFonts w:asciiTheme="majorHAnsi" w:eastAsiaTheme="majorEastAsia" w:hAnsiTheme="majorHAnsi" w:cstheme="majorBidi"/>
-          <w:color w:val="2F5496" w:themeColor="accent1" w:themeShade="BF"/>
-          <w:kern w:val="0"/>
-          <w:sz w:val="40"/>
-          <w:szCs w:val="40"/>
-          <w:lang w:val="en"/>
-          <w14:ligatures w14:val="none"/>
+        <w:pStyle w:val="Heading1"/>
+        <w:rPr>
+          <w:lang w:val="en"/>
         </w:rPr>
       </w:pPr>
       <w:bookmarkStart w:id="0" w:name="_xm0kbgf6jc3l" w:colFirst="0" w:colLast="0"/>
       <w:bookmarkEnd w:id="0"/>
       <w:r>
         <w:rPr>
-          <w:rFonts w:asciiTheme="majorHAnsi" w:eastAsiaTheme="majorEastAsia" w:hAnsiTheme="majorHAnsi" w:cstheme="majorBidi"/>
-          <w:color w:val="2F5496" w:themeColor="accent1" w:themeShade="BF"/>
-          <w:kern w:val="0"/>
-          <w:sz w:val="40"/>
-          <w:szCs w:val="40"/>
-          <w:lang w:val="en"/>
-          <w14:ligatures w14:val="none"/>
+          <w:lang w:val="en"/>
         </w:rPr>
         <w:t>Gateway</w:t>
       </w:r>
     </w:p>
     <w:p>
       <w:pPr>
-        <w:keepNext/>
-        <w:keepLines/>
-        <w:spacing w:before="160" w:after="80" w:line="276" w:lineRule="auto"/>
-        <w:outlineLvl w:val="1"/>
-        <w:rPr>
-          <w:rFonts w:asciiTheme="majorHAnsi" w:eastAsiaTheme="majorEastAsia" w:hAnsiTheme="majorHAnsi" w:cstheme="majorBidi"/>
-          <w:b/>
-          <w:bCs/>
-          <w:color w:val="000000"/>
-          <w:kern w:val="0"/>
-          <w:sz w:val="26"/>
-          <w:szCs w:val="26"/>
-          <w:lang w:val="en"/>
-          <w14:ligatures w14:val="none"/>
+        <w:pStyle w:val="Heading2"/>
+        <w:rPr>
+          <w:lang w:val="en"/>
         </w:rPr>
       </w:pPr>
       <w:bookmarkStart w:id="1" w:name="_f53epfpaeuyb" w:colFirst="0" w:colLast="0"/>
       <w:bookmarkEnd w:id="1"/>
       <w:r>
         <w:rPr>
-          <w:rFonts w:ascii="Segoe UI Emoji" w:eastAsiaTheme="majorEastAsia" w:hAnsi="Segoe UI Emoji" w:cs="Segoe UI Emoji"/>
-          <w:b/>
-          <w:bCs/>
-          <w:color w:val="000000"/>
-          <w:kern w:val="0"/>
-          <w:sz w:val="26"/>
-          <w:szCs w:val="26"/>
-          <w:lang w:val="en"/>
-          <w14:ligatures w14:val="none"/>
+          <w:rFonts w:ascii="Segoe UI Emoji" w:hAnsi="Segoe UI Emoji" w:cs="Segoe UI Emoji"/>
+          <w:lang w:val="en"/>
         </w:rPr>
         <w:t>🌐</w:t>
       </w:r>
       <w:r>
         <w:rPr>
-          <w:rFonts w:asciiTheme="majorHAnsi" w:eastAsiaTheme="majorEastAsia" w:hAnsiTheme="majorHAnsi" w:cstheme="majorBidi"/>
-          <w:b/>
-          <w:bCs/>
-          <w:color w:val="000000"/>
-          <w:kern w:val="0"/>
-          <w:sz w:val="26"/>
-          <w:szCs w:val="26"/>
-          <w:lang w:val="en"/>
-          <w14:ligatures w14:val="none"/>
+          <w:lang w:val="en"/>
         </w:rPr>
         <w:t xml:space="preserve"> What is a Gateway in Networking?</w:t>
       </w:r>
@@ -119,6 +78,7 @@
         </w:rPr>
         <w:t xml:space="preserve">: </w:t>
       </w:r>
+      <w:proofErr w:type="spellStart"/>
       <w:r>
         <w:rPr>
           <w:rFonts w:ascii="Arial" w:eastAsia="Arial" w:hAnsi="Arial" w:cs="Arial"/>
@@ -130,7 +90,21 @@
           <w:lang w:val="en"/>
           <w14:ligatures w14:val="none"/>
         </w:rPr>
-        <w:t>Chatgpt (GPT</w:t>
+        <w:t>Chatgpt</w:t>
+      </w:r>
+      <w:proofErr w:type="spellEnd"/>
+      <w:r>
+        <w:rPr>
+          <w:rFonts w:ascii="Arial" w:eastAsia="Arial" w:hAnsi="Arial" w:cs="Arial"/>
+          <w:b/>
+          <w:kern w:val="0"/>
+          <w:sz w:val="22"/>
+          <w:szCs w:val="22"/>
+          <w:highlight w:val="darkGray"/>
+          <w:lang w:val="en"/>
+          <w14:ligatures w14:val="none"/>
+        </w:rPr>
+        <w:t xml:space="preserve"> (GPT</w:t>
       </w:r>
       <w:r>
         <w:rPr>
@@ -397,49 +371,23 @@
     </w:p>
     <w:p>
       <w:pPr>
-        <w:keepNext/>
-        <w:keepLines/>
-        <w:spacing w:before="160" w:after="80" w:line="276" w:lineRule="auto"/>
-        <w:outlineLvl w:val="1"/>
-        <w:rPr>
-          <w:rFonts w:asciiTheme="majorHAnsi" w:eastAsiaTheme="majorEastAsia" w:hAnsiTheme="majorHAnsi" w:cstheme="majorBidi"/>
-          <w:b/>
-          <w:bCs/>
-          <w:color w:val="000000"/>
-          <w:kern w:val="0"/>
-          <w:sz w:val="26"/>
-          <w:szCs w:val="26"/>
-          <w:lang w:val="en"/>
-          <w14:ligatures w14:val="none"/>
+        <w:pStyle w:val="Heading2"/>
+        <w:rPr>
+          <w:lang w:val="en"/>
         </w:rPr>
       </w:pPr>
       <w:bookmarkStart w:id="2" w:name="_ktgc92k1r0od" w:colFirst="0" w:colLast="0"/>
       <w:bookmarkEnd w:id="2"/>
       <w:r>
         <w:rPr>
-          <w:rFonts w:ascii="Segoe UI Emoji" w:eastAsiaTheme="majorEastAsia" w:hAnsi="Segoe UI Emoji" w:cs="Segoe UI Emoji"/>
-          <w:b/>
-          <w:bCs/>
-          <w:color w:val="000000"/>
-          <w:kern w:val="0"/>
-          <w:sz w:val="26"/>
-          <w:szCs w:val="26"/>
-          <w:lang w:val="en"/>
-          <w14:ligatures w14:val="none"/>
+          <w:rFonts w:ascii="Segoe UI Emoji" w:hAnsi="Segoe UI Emoji" w:cs="Segoe UI Emoji"/>
+          <w:lang w:val="en"/>
         </w:rPr>
         <w:t>🔄</w:t>
       </w:r>
       <w:r>
         <w:rPr>
-          <w:rFonts w:asciiTheme="majorHAnsi" w:eastAsiaTheme="majorEastAsia" w:hAnsiTheme="majorHAnsi" w:cstheme="majorBidi"/>
-          <w:b/>
-          <w:bCs/>
-          <w:color w:val="000000"/>
-          <w:kern w:val="0"/>
-          <w:sz w:val="26"/>
-          <w:szCs w:val="26"/>
-          <w:lang w:val="en"/>
-          <w14:ligatures w14:val="none"/>
+          <w:lang w:val="en"/>
         </w:rPr>
         <w:t xml:space="preserve"> What Does a Gateway Do?</w:t>
       </w:r>
@@ -484,6 +432,7 @@
         </w:rPr>
         <w:t xml:space="preserve">: </w:t>
       </w:r>
+      <w:proofErr w:type="spellStart"/>
       <w:r>
         <w:rPr>
           <w:rFonts w:ascii="Arial" w:eastAsia="Arial" w:hAnsi="Arial" w:cs="Arial"/>
@@ -495,7 +444,21 @@
           <w:lang w:val="en"/>
           <w14:ligatures w14:val="none"/>
         </w:rPr>
-        <w:t>Chatgpt (GPT</w:t>
+        <w:t>Chatgpt</w:t>
+      </w:r>
+      <w:proofErr w:type="spellEnd"/>
+      <w:r>
+        <w:rPr>
+          <w:rFonts w:ascii="Arial" w:eastAsia="Arial" w:hAnsi="Arial" w:cs="Arial"/>
+          <w:b/>
+          <w:kern w:val="0"/>
+          <w:sz w:val="22"/>
+          <w:szCs w:val="22"/>
+          <w:highlight w:val="darkGray"/>
+          <w:lang w:val="en"/>
+          <w14:ligatures w14:val="none"/>
+        </w:rPr>
+        <w:t xml:space="preserve"> (GPT</w:t>
       </w:r>
       <w:r>
         <w:rPr>
@@ -941,6 +904,7 @@
                 <w:lang w:val="en"/>
                 <w14:ligatures w14:val="none"/>
               </w:rPr>
+              <w:lastRenderedPageBreak/>
               <w:t>Traffic Control</w:t>
             </w:r>
           </w:p>
@@ -1101,49 +1065,23 @@
     </w:p>
     <w:p>
       <w:pPr>
-        <w:keepNext/>
-        <w:keepLines/>
-        <w:spacing w:before="160" w:after="80" w:line="276" w:lineRule="auto"/>
-        <w:outlineLvl w:val="1"/>
-        <w:rPr>
-          <w:rFonts w:asciiTheme="majorHAnsi" w:eastAsiaTheme="majorEastAsia" w:hAnsiTheme="majorHAnsi" w:cstheme="majorBidi"/>
-          <w:b/>
-          <w:bCs/>
-          <w:color w:val="000000"/>
-          <w:kern w:val="0"/>
-          <w:sz w:val="26"/>
-          <w:szCs w:val="26"/>
-          <w:lang w:val="en"/>
-          <w14:ligatures w14:val="none"/>
+        <w:pStyle w:val="Heading2"/>
+        <w:rPr>
+          <w:lang w:val="en"/>
         </w:rPr>
       </w:pPr>
       <w:bookmarkStart w:id="3" w:name="_9n2vwo9jokcn" w:colFirst="0" w:colLast="0"/>
       <w:bookmarkEnd w:id="3"/>
       <w:r>
         <w:rPr>
-          <w:rFonts w:ascii="Segoe UI Emoji" w:eastAsiaTheme="majorEastAsia" w:hAnsi="Segoe UI Emoji" w:cs="Segoe UI Emoji"/>
-          <w:b/>
-          <w:bCs/>
-          <w:color w:val="000000"/>
-          <w:kern w:val="0"/>
-          <w:sz w:val="26"/>
-          <w:szCs w:val="26"/>
-          <w:lang w:val="en"/>
-          <w14:ligatures w14:val="none"/>
+          <w:rFonts w:ascii="Segoe UI Emoji" w:hAnsi="Segoe UI Emoji" w:cs="Segoe UI Emoji"/>
+          <w:lang w:val="en"/>
         </w:rPr>
         <w:t>🏠</w:t>
       </w:r>
       <w:r>
         <w:rPr>
-          <w:rFonts w:asciiTheme="majorHAnsi" w:eastAsiaTheme="majorEastAsia" w:hAnsiTheme="majorHAnsi" w:cstheme="majorBidi"/>
-          <w:b/>
-          <w:bCs/>
-          <w:color w:val="000000"/>
-          <w:kern w:val="0"/>
-          <w:sz w:val="26"/>
-          <w:szCs w:val="26"/>
-          <w:lang w:val="en"/>
-          <w14:ligatures w14:val="none"/>
+          <w:lang w:val="en"/>
         </w:rPr>
         <w:t xml:space="preserve"> Common Example (Home Network)</w:t>
       </w:r>
@@ -1188,6 +1126,7 @@
         </w:rPr>
         <w:t xml:space="preserve">: </w:t>
       </w:r>
+      <w:proofErr w:type="spellStart"/>
       <w:r>
         <w:rPr>
           <w:rFonts w:ascii="Arial" w:eastAsia="Arial" w:hAnsi="Arial" w:cs="Arial"/>
@@ -1199,7 +1138,21 @@
           <w:lang w:val="en"/>
           <w14:ligatures w14:val="none"/>
         </w:rPr>
-        <w:t>Chatgpt (GPT</w:t>
+        <w:t>Chatgpt</w:t>
+      </w:r>
+      <w:proofErr w:type="spellEnd"/>
+      <w:r>
+        <w:rPr>
+          <w:rFonts w:ascii="Arial" w:eastAsia="Arial" w:hAnsi="Arial" w:cs="Arial"/>
+          <w:b/>
+          <w:kern w:val="0"/>
+          <w:sz w:val="22"/>
+          <w:szCs w:val="22"/>
+          <w:highlight w:val="darkGray"/>
+          <w:lang w:val="en"/>
+          <w14:ligatures w14:val="none"/>
+        </w:rPr>
+        <w:t xml:space="preserve"> (GPT</w:t>
       </w:r>
       <w:r>
         <w:rPr>
@@ -1449,49 +1402,23 @@
     </w:p>
     <w:p>
       <w:pPr>
-        <w:keepNext/>
-        <w:keepLines/>
-        <w:spacing w:before="160" w:after="80" w:line="276" w:lineRule="auto"/>
-        <w:outlineLvl w:val="1"/>
-        <w:rPr>
-          <w:rFonts w:asciiTheme="majorHAnsi" w:eastAsiaTheme="majorEastAsia" w:hAnsiTheme="majorHAnsi" w:cstheme="majorBidi"/>
-          <w:b/>
-          <w:bCs/>
-          <w:color w:val="000000"/>
-          <w:kern w:val="0"/>
-          <w:sz w:val="26"/>
-          <w:szCs w:val="26"/>
-          <w:lang w:val="en"/>
-          <w14:ligatures w14:val="none"/>
+        <w:pStyle w:val="Heading2"/>
+        <w:rPr>
+          <w:lang w:val="en"/>
         </w:rPr>
       </w:pPr>
       <w:bookmarkStart w:id="4" w:name="_szg1u4p8bfg6" w:colFirst="0" w:colLast="0"/>
       <w:bookmarkEnd w:id="4"/>
       <w:r>
         <w:rPr>
-          <w:rFonts w:ascii="Segoe UI Emoji" w:eastAsiaTheme="majorEastAsia" w:hAnsi="Segoe UI Emoji" w:cs="Segoe UI Emoji"/>
-          <w:b/>
-          <w:bCs/>
-          <w:color w:val="000000"/>
-          <w:kern w:val="0"/>
-          <w:sz w:val="26"/>
-          <w:szCs w:val="26"/>
-          <w:lang w:val="en"/>
-          <w14:ligatures w14:val="none"/>
+          <w:rFonts w:ascii="Segoe UI Emoji" w:hAnsi="Segoe UI Emoji" w:cs="Segoe UI Emoji"/>
+          <w:lang w:val="en"/>
         </w:rPr>
         <w:t>🧠</w:t>
       </w:r>
       <w:r>
         <w:rPr>
-          <w:rFonts w:asciiTheme="majorHAnsi" w:eastAsiaTheme="majorEastAsia" w:hAnsiTheme="majorHAnsi" w:cstheme="majorBidi"/>
-          <w:b/>
-          <w:bCs/>
-          <w:color w:val="000000"/>
-          <w:kern w:val="0"/>
-          <w:sz w:val="26"/>
-          <w:szCs w:val="26"/>
-          <w:lang w:val="en"/>
-          <w14:ligatures w14:val="none"/>
+          <w:lang w:val="en"/>
         </w:rPr>
         <w:t xml:space="preserve"> Types of Gateways</w:t>
       </w:r>
@@ -1536,6 +1463,7 @@
         </w:rPr>
         <w:t xml:space="preserve">: </w:t>
       </w:r>
+      <w:proofErr w:type="spellStart"/>
       <w:r>
         <w:rPr>
           <w:rFonts w:ascii="Arial" w:eastAsia="Arial" w:hAnsi="Arial" w:cs="Arial"/>
@@ -1547,7 +1475,21 @@
           <w:lang w:val="en"/>
           <w14:ligatures w14:val="none"/>
         </w:rPr>
-        <w:t>Chatgpt (GPT</w:t>
+        <w:t>Chatgpt</w:t>
+      </w:r>
+      <w:proofErr w:type="spellEnd"/>
+      <w:r>
+        <w:rPr>
+          <w:rFonts w:ascii="Arial" w:eastAsia="Arial" w:hAnsi="Arial" w:cs="Arial"/>
+          <w:b/>
+          <w:kern w:val="0"/>
+          <w:sz w:val="22"/>
+          <w:szCs w:val="22"/>
+          <w:highlight w:val="darkGray"/>
+          <w:lang w:val="en"/>
+          <w14:ligatures w14:val="none"/>
+        </w:rPr>
+        <w:t xml:space="preserve"> (GPT</w:t>
       </w:r>
       <w:r>
         <w:rPr>
@@ -1696,6 +1638,7 @@
                 <w:lang w:val="en"/>
                 <w14:ligatures w14:val="none"/>
               </w:rPr>
+              <w:lastRenderedPageBreak/>
               <w:t>Type</w:t>
             </w:r>
           </w:p>
@@ -2314,49 +2257,23 @@
     </w:p>
     <w:p>
       <w:pPr>
-        <w:keepNext/>
-        <w:keepLines/>
-        <w:spacing w:before="160" w:after="80" w:line="276" w:lineRule="auto"/>
-        <w:outlineLvl w:val="1"/>
-        <w:rPr>
-          <w:rFonts w:asciiTheme="majorHAnsi" w:eastAsiaTheme="majorEastAsia" w:hAnsiTheme="majorHAnsi" w:cstheme="majorBidi"/>
-          <w:b/>
-          <w:bCs/>
-          <w:color w:val="000000"/>
-          <w:kern w:val="0"/>
-          <w:sz w:val="26"/>
-          <w:szCs w:val="26"/>
-          <w:lang w:val="en"/>
-          <w14:ligatures w14:val="none"/>
+        <w:pStyle w:val="Heading2"/>
+        <w:rPr>
+          <w:lang w:val="en"/>
         </w:rPr>
       </w:pPr>
       <w:bookmarkStart w:id="5" w:name="_dl7dxry1z169" w:colFirst="0" w:colLast="0"/>
       <w:bookmarkEnd w:id="5"/>
       <w:r>
         <w:rPr>
-          <w:rFonts w:ascii="Segoe UI Emoji" w:eastAsiaTheme="majorEastAsia" w:hAnsi="Segoe UI Emoji" w:cs="Segoe UI Emoji"/>
-          <w:b/>
-          <w:bCs/>
-          <w:color w:val="000000"/>
-          <w:kern w:val="0"/>
-          <w:sz w:val="26"/>
-          <w:szCs w:val="26"/>
-          <w:lang w:val="en"/>
-          <w14:ligatures w14:val="none"/>
+          <w:rFonts w:ascii="Segoe UI Emoji" w:hAnsi="Segoe UI Emoji" w:cs="Segoe UI Emoji"/>
+          <w:lang w:val="en"/>
         </w:rPr>
         <w:t>🔧</w:t>
       </w:r>
       <w:r>
         <w:rPr>
-          <w:rFonts w:asciiTheme="majorHAnsi" w:eastAsiaTheme="majorEastAsia" w:hAnsiTheme="majorHAnsi" w:cstheme="majorBidi"/>
-          <w:b/>
-          <w:bCs/>
-          <w:color w:val="000000"/>
-          <w:kern w:val="0"/>
-          <w:sz w:val="26"/>
-          <w:szCs w:val="26"/>
-          <w:lang w:val="en"/>
-          <w14:ligatures w14:val="none"/>
+          <w:lang w:val="en"/>
         </w:rPr>
         <w:t xml:space="preserve"> Gateway vs Router vs Firewall</w:t>
       </w:r>
@@ -2401,6 +2318,7 @@
         </w:rPr>
         <w:t xml:space="preserve">: </w:t>
       </w:r>
+      <w:proofErr w:type="spellStart"/>
       <w:r>
         <w:rPr>
           <w:rFonts w:ascii="Arial" w:eastAsia="Arial" w:hAnsi="Arial" w:cs="Arial"/>
@@ -2412,7 +2330,21 @@
           <w:lang w:val="en"/>
           <w14:ligatures w14:val="none"/>
         </w:rPr>
-        <w:t>Chatgpt (GPT</w:t>
+        <w:t>Chatgpt</w:t>
+      </w:r>
+      <w:proofErr w:type="spellEnd"/>
+      <w:r>
+        <w:rPr>
+          <w:rFonts w:ascii="Arial" w:eastAsia="Arial" w:hAnsi="Arial" w:cs="Arial"/>
+          <w:b/>
+          <w:kern w:val="0"/>
+          <w:sz w:val="22"/>
+          <w:szCs w:val="22"/>
+          <w:highlight w:val="darkGray"/>
+          <w:lang w:val="en"/>
+          <w14:ligatures w14:val="none"/>
+        </w:rPr>
+        <w:t xml:space="preserve"> (GPT</w:t>
       </w:r>
       <w:r>
         <w:rPr>
@@ -2915,6 +2847,7 @@
                 <w:lang w:val="en"/>
                 <w14:ligatures w14:val="none"/>
               </w:rPr>
+              <w:lastRenderedPageBreak/>
               <w:t>Works Across</w:t>
             </w:r>
           </w:p>
@@ -3263,20 +3196,9 @@
     </w:p>
     <w:p>
       <w:pPr>
-        <w:keepNext/>
-        <w:keepLines/>
-        <w:spacing w:before="160" w:after="80" w:line="276" w:lineRule="auto"/>
-        <w:outlineLvl w:val="1"/>
-        <w:rPr>
-          <w:rFonts w:asciiTheme="majorHAnsi" w:eastAsiaTheme="majorEastAsia" w:hAnsiTheme="majorHAnsi" w:cstheme="majorBidi"/>
-          <w:b/>
-          <w:bCs/>
-          <w:color w:val="000000"/>
-          <w:kern w:val="0"/>
-          <w:sz w:val="26"/>
-          <w:szCs w:val="26"/>
-          <w:lang w:val="en"/>
-          <w14:ligatures w14:val="none"/>
+        <w:pStyle w:val="Heading2"/>
+        <w:rPr>
+          <w:lang w:val="en"/>
         </w:rPr>
       </w:pPr>
       <w:bookmarkStart w:id="6" w:name="_7ugctjqc4lj3" w:colFirst="0" w:colLast="0"/>
@@ -3284,28 +3206,14 @@
       <w:r>
         <w:rPr>
           <w:rFonts w:ascii="Segoe UI Emoji" w:eastAsia="Arial Unicode MS" w:hAnsi="Segoe UI Emoji" w:cs="Segoe UI Emoji"/>
-          <w:b/>
-          <w:bCs/>
-          <w:color w:val="000000"/>
-          <w:kern w:val="0"/>
-          <w:sz w:val="26"/>
-          <w:szCs w:val="26"/>
-          <w:lang w:val="en"/>
-          <w14:ligatures w14:val="none"/>
+          <w:lang w:val="en"/>
         </w:rPr>
         <w:t>✅</w:t>
       </w:r>
       <w:r>
         <w:rPr>
-          <w:rFonts w:ascii="Arial Unicode MS" w:eastAsia="Arial Unicode MS" w:hAnsi="Arial Unicode MS" w:cs="Arial Unicode MS"/>
-          <w:b/>
-          <w:bCs/>
-          <w:color w:val="000000"/>
-          <w:kern w:val="0"/>
-          <w:sz w:val="26"/>
-          <w:szCs w:val="26"/>
-          <w:lang w:val="en"/>
-          <w14:ligatures w14:val="none"/>
+          <w:rFonts w:eastAsia="Arial Unicode MS"/>
+          <w:lang w:val="en"/>
         </w:rPr>
         <w:t xml:space="preserve"> Pros</w:t>
       </w:r>
@@ -3347,6 +3255,7 @@
         </w:rPr>
         <w:t xml:space="preserve">: </w:t>
       </w:r>
+      <w:proofErr w:type="spellStart"/>
       <w:r>
         <w:rPr>
           <w:rFonts w:ascii="Arial" w:eastAsia="Arial" w:hAnsi="Arial" w:cs="Arial"/>
@@ -3358,7 +3267,21 @@
           <w:lang w:val="en"/>
           <w14:ligatures w14:val="none"/>
         </w:rPr>
-        <w:t>Chatgpt (GPT</w:t>
+        <w:t>Chatgpt</w:t>
+      </w:r>
+      <w:proofErr w:type="spellEnd"/>
+      <w:r>
+        <w:rPr>
+          <w:rFonts w:ascii="Arial" w:eastAsia="Arial" w:hAnsi="Arial" w:cs="Arial"/>
+          <w:b/>
+          <w:kern w:val="0"/>
+          <w:sz w:val="22"/>
+          <w:szCs w:val="22"/>
+          <w:highlight w:val="darkGray"/>
+          <w:lang w:val="en"/>
+          <w14:ligatures w14:val="none"/>
+        </w:rPr>
+        <w:t xml:space="preserve"> (GPT</w:t>
       </w:r>
       <w:r>
         <w:rPr>
@@ -3644,20 +3567,9 @@
     </w:p>
     <w:p>
       <w:pPr>
-        <w:keepNext/>
-        <w:keepLines/>
-        <w:spacing w:before="160" w:after="80" w:line="276" w:lineRule="auto"/>
-        <w:outlineLvl w:val="1"/>
-        <w:rPr>
-          <w:rFonts w:asciiTheme="majorHAnsi" w:eastAsiaTheme="majorEastAsia" w:hAnsiTheme="majorHAnsi" w:cstheme="majorBidi"/>
-          <w:b/>
-          <w:bCs/>
-          <w:color w:val="000000"/>
-          <w:kern w:val="0"/>
-          <w:sz w:val="26"/>
-          <w:szCs w:val="26"/>
-          <w:lang w:val="en"/>
-          <w14:ligatures w14:val="none"/>
+        <w:pStyle w:val="Heading2"/>
+        <w:rPr>
+          <w:lang w:val="en"/>
         </w:rPr>
       </w:pPr>
       <w:bookmarkStart w:id="7" w:name="_lu0tg7o6tgaj" w:colFirst="0" w:colLast="0"/>
@@ -3665,28 +3577,14 @@
       <w:r>
         <w:rPr>
           <w:rFonts w:ascii="Segoe UI Emoji" w:eastAsia="Arial Unicode MS" w:hAnsi="Segoe UI Emoji" w:cs="Segoe UI Emoji"/>
-          <w:b/>
-          <w:bCs/>
-          <w:color w:val="000000"/>
-          <w:kern w:val="0"/>
-          <w:sz w:val="26"/>
-          <w:szCs w:val="26"/>
-          <w:lang w:val="en"/>
-          <w14:ligatures w14:val="none"/>
+          <w:lang w:val="en"/>
         </w:rPr>
         <w:t>❌</w:t>
       </w:r>
       <w:r>
         <w:rPr>
-          <w:rFonts w:ascii="Arial Unicode MS" w:eastAsia="Arial Unicode MS" w:hAnsi="Arial Unicode MS" w:cs="Arial Unicode MS"/>
-          <w:b/>
-          <w:bCs/>
-          <w:color w:val="000000"/>
-          <w:kern w:val="0"/>
-          <w:sz w:val="26"/>
-          <w:szCs w:val="26"/>
-          <w:lang w:val="en"/>
-          <w14:ligatures w14:val="none"/>
+          <w:rFonts w:eastAsia="Arial Unicode MS"/>
+          <w:lang w:val="en"/>
         </w:rPr>
         <w:t xml:space="preserve"> Cons</w:t>
       </w:r>
@@ -3728,6 +3626,7 @@
         </w:rPr>
         <w:t xml:space="preserve">: </w:t>
       </w:r>
+      <w:proofErr w:type="spellStart"/>
       <w:r>
         <w:rPr>
           <w:rFonts w:ascii="Arial" w:eastAsia="Arial" w:hAnsi="Arial" w:cs="Arial"/>
@@ -3739,7 +3638,21 @@
           <w:lang w:val="en"/>
           <w14:ligatures w14:val="none"/>
         </w:rPr>
-        <w:t>Chatgpt (GPT</w:t>
+        <w:t>Chatgpt</w:t>
+      </w:r>
+      <w:proofErr w:type="spellEnd"/>
+      <w:r>
+        <w:rPr>
+          <w:rFonts w:ascii="Arial" w:eastAsia="Arial" w:hAnsi="Arial" w:cs="Arial"/>
+          <w:b/>
+          <w:kern w:val="0"/>
+          <w:sz w:val="22"/>
+          <w:szCs w:val="22"/>
+          <w:highlight w:val="darkGray"/>
+          <w:lang w:val="en"/>
+          <w14:ligatures w14:val="none"/>
+        </w:rPr>
+        <w:t xml:space="preserve"> (GPT</w:t>
       </w:r>
       <w:r>
         <w:rPr>
@@ -3958,49 +3871,23 @@
     </w:p>
     <w:p>
       <w:pPr>
-        <w:keepNext/>
-        <w:keepLines/>
-        <w:spacing w:before="160" w:after="80" w:line="276" w:lineRule="auto"/>
-        <w:outlineLvl w:val="1"/>
-        <w:rPr>
-          <w:rFonts w:asciiTheme="majorHAnsi" w:eastAsiaTheme="majorEastAsia" w:hAnsiTheme="majorHAnsi" w:cstheme="majorBidi"/>
-          <w:b/>
-          <w:bCs/>
-          <w:color w:val="000000"/>
-          <w:kern w:val="0"/>
-          <w:sz w:val="26"/>
-          <w:szCs w:val="26"/>
-          <w:lang w:val="en"/>
-          <w14:ligatures w14:val="none"/>
+        <w:pStyle w:val="Heading2"/>
+        <w:rPr>
+          <w:lang w:val="en"/>
         </w:rPr>
       </w:pPr>
       <w:bookmarkStart w:id="8" w:name="_p5nlz15ki5k4" w:colFirst="0" w:colLast="0"/>
       <w:bookmarkEnd w:id="8"/>
       <w:r>
         <w:rPr>
-          <w:rFonts w:ascii="Segoe UI Emoji" w:eastAsiaTheme="majorEastAsia" w:hAnsi="Segoe UI Emoji" w:cs="Segoe UI Emoji"/>
-          <w:b/>
-          <w:bCs/>
-          <w:color w:val="000000"/>
-          <w:kern w:val="0"/>
-          <w:sz w:val="26"/>
-          <w:szCs w:val="26"/>
-          <w:lang w:val="en"/>
-          <w14:ligatures w14:val="none"/>
+          <w:rFonts w:ascii="Segoe UI Emoji" w:hAnsi="Segoe UI Emoji" w:cs="Segoe UI Emoji"/>
+          <w:lang w:val="en"/>
         </w:rPr>
         <w:t>📌</w:t>
       </w:r>
       <w:r>
         <w:rPr>
-          <w:rFonts w:asciiTheme="majorHAnsi" w:eastAsiaTheme="majorEastAsia" w:hAnsiTheme="majorHAnsi" w:cstheme="majorBidi"/>
-          <w:b/>
-          <w:bCs/>
-          <w:color w:val="000000"/>
-          <w:kern w:val="0"/>
-          <w:sz w:val="26"/>
-          <w:szCs w:val="26"/>
-          <w:lang w:val="en"/>
-          <w14:ligatures w14:val="none"/>
+          <w:lang w:val="en"/>
         </w:rPr>
         <w:t xml:space="preserve"> Summary</w:t>
       </w:r>
@@ -4045,6 +3932,7 @@
         </w:rPr>
         <w:t xml:space="preserve">: </w:t>
       </w:r>
+      <w:proofErr w:type="spellStart"/>
       <w:r>
         <w:rPr>
           <w:rFonts w:ascii="Arial" w:eastAsia="Arial" w:hAnsi="Arial" w:cs="Arial"/>
@@ -4056,7 +3944,21 @@
           <w:lang w:val="en"/>
           <w14:ligatures w14:val="none"/>
         </w:rPr>
-        <w:t>Chatgpt (GPT</w:t>
+        <w:t>Chatgpt</w:t>
+      </w:r>
+      <w:proofErr w:type="spellEnd"/>
+      <w:r>
+        <w:rPr>
+          <w:rFonts w:ascii="Arial" w:eastAsia="Arial" w:hAnsi="Arial" w:cs="Arial"/>
+          <w:b/>
+          <w:kern w:val="0"/>
+          <w:sz w:val="22"/>
+          <w:szCs w:val="22"/>
+          <w:highlight w:val="darkGray"/>
+          <w:lang w:val="en"/>
+          <w14:ligatures w14:val="none"/>
+        </w:rPr>
+        <w:t xml:space="preserve"> (GPT</w:t>
       </w:r>
       <w:r>
         <w:rPr>
@@ -4107,6 +4009,7 @@
           <w:lang w:val="en"/>
           <w14:ligatures w14:val="none"/>
         </w:rPr>
+        <w:lastRenderedPageBreak/>
         <w:drawing>
           <wp:inline distT="114300" distB="114300" distL="114300" distR="114300" wp14:anchorId="08FDC0C7" wp14:editId="09D938E2">
             <wp:extent cx="5943600" cy="1625600"/>
@@ -5458,7 +5361,6 @@
     <w:next w:val="Normal"/>
     <w:link w:val="Heading2Char"/>
     <w:uiPriority w:val="9"/>
-    <w:semiHidden/>
     <w:unhideWhenUsed/>
     <w:qFormat/>
     <w:rsid w:val="002547DC"/>
@@ -5675,7 +5577,6 @@
     <w:basedOn w:val="DefaultParagraphFont"/>
     <w:link w:val="Heading2"/>
     <w:uiPriority w:val="9"/>
-    <w:semiHidden/>
     <w:rsid w:val="002547DC"/>
     <w:rPr>
       <w:rFonts w:asciiTheme="majorHAnsi" w:eastAsiaTheme="majorEastAsia" w:hAnsiTheme="majorHAnsi" w:cstheme="majorBidi"/>
